--- a/backend/download_templates/人事类/劳动合同模板.docx
+++ b/backend/download_templates/人事类/劳动合同模板.docx
@@ -12,304 +12,571 @@
           <w:b/>
           <w:sz w:val="44"/>
         </w:rPr>
-        <w:t>劳动合同</w:t>
+        <w:t>劳动合同书</w:t>
       </w:r>
     </w:p>
     <w:p/>
     <w:p>
-      <w:pPr>
-        <w:jc w:val="left"/>
-      </w:pPr>
       <w:r>
         <w:rPr>
           <w:rFonts w:ascii="Microsoft YaHei" w:hAnsi="Microsoft YaHei" w:eastAsia="Microsoft YaHei"/>
           <w:sz w:val="24"/>
         </w:rPr>
-        <w:t>甲方（用人单位）：</w:t>
+        <w:t>合同编号：</w:t>
       </w:r>
       <w:r>
         <w:rPr>
           <w:rFonts w:ascii="Microsoft YaHei" w:hAnsi="Microsoft YaHei" w:eastAsia="Microsoft YaHei"/>
           <w:sz w:val="24"/>
         </w:rPr>
-        <w:t xml:space="preserve"> ______________________________</w:t>
+        <w:t>____________________</w:t>
+      </w:r>
+    </w:p>
+    <w:p/>
+    <w:p>
+      <w:r>
+        <w:rPr>
+          <w:rFonts w:ascii="Microsoft YaHei" w:hAnsi="Microsoft YaHei" w:eastAsia="Microsoft YaHei"/>
+          <w:b/>
+          <w:sz w:val="24"/>
+        </w:rPr>
+        <w:t>甲方（用人单位）：</w:t>
       </w:r>
     </w:p>
     <w:p>
-      <w:pPr>
-        <w:jc w:val="left"/>
-      </w:pPr>
       <w:r>
         <w:rPr>
           <w:rFonts w:ascii="Microsoft YaHei" w:hAnsi="Microsoft YaHei" w:eastAsia="Microsoft YaHei"/>
           <w:sz w:val="24"/>
         </w:rPr>
-        <w:t>乙方（劳动者）：</w:t>
+        <w:t>名称：</w:t>
       </w:r>
       <w:r>
         <w:rPr>
           <w:rFonts w:ascii="Microsoft YaHei" w:hAnsi="Microsoft YaHei" w:eastAsia="Microsoft YaHei"/>
           <w:sz w:val="24"/>
         </w:rPr>
-        <w:t xml:space="preserve"> ______________________________</w:t>
+        <w:t>______________________________</w:t>
       </w:r>
     </w:p>
-    <w:p/>
     <w:p>
-      <w:pPr>
-        <w:jc w:val="left"/>
-      </w:pPr>
       <w:r>
         <w:rPr>
           <w:rFonts w:ascii="Microsoft YaHei" w:hAnsi="Microsoft YaHei" w:eastAsia="Microsoft YaHei"/>
           <w:sz w:val="24"/>
         </w:rPr>
-        <w:t>合同期限：</w:t>
+        <w:t>法定代表人：</w:t>
       </w:r>
       <w:r>
         <w:rPr>
           <w:rFonts w:ascii="Microsoft YaHei" w:hAnsi="Microsoft YaHei" w:eastAsia="Microsoft YaHei"/>
           <w:sz w:val="24"/>
         </w:rPr>
-        <w:t xml:space="preserve"> ____________________</w:t>
+        <w:t>______________________________</w:t>
       </w:r>
     </w:p>
-    <w:p/>
     <w:p>
-      <w:pPr>
-        <w:jc w:val="left"/>
-      </w:pPr>
       <w:r>
         <w:rPr>
           <w:rFonts w:ascii="Microsoft YaHei" w:hAnsi="Microsoft YaHei" w:eastAsia="Microsoft YaHei"/>
           <w:sz w:val="24"/>
         </w:rPr>
-        <w:t>工作岗位：</w:t>
+        <w:t>地址：</w:t>
       </w:r>
       <w:r>
         <w:rPr>
           <w:rFonts w:ascii="Microsoft YaHei" w:hAnsi="Microsoft YaHei" w:eastAsia="Microsoft YaHei"/>
           <w:sz w:val="24"/>
         </w:rPr>
-        <w:t xml:space="preserve"> ______________________________</w:t>
+        <w:t>______________________________</w:t>
       </w:r>
     </w:p>
     <w:p>
-      <w:pPr>
-        <w:jc w:val="left"/>
-      </w:pPr>
       <w:r>
         <w:rPr>
           <w:rFonts w:ascii="Microsoft YaHei" w:hAnsi="Microsoft YaHei" w:eastAsia="Microsoft YaHei"/>
           <w:sz w:val="24"/>
         </w:rPr>
-        <w:t>工作地点：</w:t>
+        <w:t>联系电话：</w:t>
       </w:r>
       <w:r>
         <w:rPr>
           <w:rFonts w:ascii="Microsoft YaHei" w:hAnsi="Microsoft YaHei" w:eastAsia="Microsoft YaHei"/>
           <w:sz w:val="24"/>
         </w:rPr>
-        <w:t xml:space="preserve"> ______________________________</w:t>
+        <w:t>______________________________</w:t>
       </w:r>
     </w:p>
-    <w:p/>
     <w:p>
-      <w:pPr>
-        <w:jc w:val="left"/>
-      </w:pPr>
       <w:r>
         <w:rPr>
           <w:rFonts w:ascii="Microsoft YaHei" w:hAnsi="Microsoft YaHei" w:eastAsia="Microsoft YaHei"/>
           <w:sz w:val="24"/>
         </w:rPr>
-        <w:t>劳动报酬：</w:t>
+        <w:t>统一社会信用代码：</w:t>
       </w:r>
       <w:r>
         <w:rPr>
           <w:rFonts w:ascii="Microsoft YaHei" w:hAnsi="Microsoft YaHei" w:eastAsia="Microsoft YaHei"/>
           <w:sz w:val="24"/>
         </w:rPr>
-        <w:t xml:space="preserve"> ______________________________</w:t>
+        <w:t>______________________________</w:t>
       </w:r>
     </w:p>
     <w:p/>
     <w:p>
-      <w:pPr>
-        <w:jc w:val="left"/>
-      </w:pPr>
+      <w:r>
+        <w:rPr>
+          <w:rFonts w:ascii="Microsoft YaHei" w:hAnsi="Microsoft YaHei" w:eastAsia="Microsoft YaHei"/>
+          <w:b/>
+          <w:sz w:val="24"/>
+        </w:rPr>
+        <w:t>乙方（劳动者）：</w:t>
+      </w:r>
+    </w:p>
+    <w:p>
       <w:r>
         <w:rPr>
           <w:rFonts w:ascii="Microsoft YaHei" w:hAnsi="Microsoft YaHei" w:eastAsia="Microsoft YaHei"/>
           <w:sz w:val="24"/>
         </w:rPr>
-        <w:t>工作时间：</w:t>
+        <w:t>姓名：</w:t>
       </w:r>
       <w:r>
         <w:rPr>
           <w:rFonts w:ascii="Microsoft YaHei" w:hAnsi="Microsoft YaHei" w:eastAsia="Microsoft YaHei"/>
           <w:sz w:val="24"/>
         </w:rPr>
-        <w:t xml:space="preserve"> ______________________________</w:t>
+        <w:t>______________________________</w:t>
       </w:r>
     </w:p>
-    <w:p/>
     <w:p>
-      <w:pPr>
-        <w:jc w:val="left"/>
-      </w:pPr>
       <w:r>
         <w:rPr>
           <w:rFonts w:ascii="Microsoft YaHei" w:hAnsi="Microsoft YaHei" w:eastAsia="Microsoft YaHei"/>
           <w:sz w:val="24"/>
         </w:rPr>
-        <w:t>社会保险与福利待遇：</w:t>
+        <w:t>身份证号码：</w:t>
       </w:r>
       <w:r>
         <w:rPr>
           <w:rFonts w:ascii="Microsoft YaHei" w:hAnsi="Microsoft YaHei" w:eastAsia="Microsoft YaHei"/>
           <w:sz w:val="24"/>
         </w:rPr>
-        <w:t xml:space="preserve"> ______________________________</w:t>
+        <w:t>______________________________</w:t>
       </w:r>
     </w:p>
-    <w:p/>
     <w:p>
-      <w:pPr>
-        <w:jc w:val="left"/>
-      </w:pPr>
       <w:r>
         <w:rPr>
           <w:rFonts w:ascii="Microsoft YaHei" w:hAnsi="Microsoft YaHei" w:eastAsia="Microsoft YaHei"/>
           <w:sz w:val="24"/>
         </w:rPr>
-        <w:t>劳动保护与工作条件：</w:t>
+        <w:t>住址：</w:t>
       </w:r>
       <w:r>
         <w:rPr>
           <w:rFonts w:ascii="Microsoft YaHei" w:hAnsi="Microsoft YaHei" w:eastAsia="Microsoft YaHei"/>
           <w:sz w:val="24"/>
         </w:rPr>
-        <w:t xml:space="preserve"> ______________________________</w:t>
+        <w:t>______________________________</w:t>
       </w:r>
     </w:p>
-    <w:p/>
     <w:p>
-      <w:pPr>
-        <w:jc w:val="left"/>
-      </w:pPr>
       <w:r>
         <w:rPr>
           <w:rFonts w:ascii="Microsoft YaHei" w:hAnsi="Microsoft YaHei" w:eastAsia="Microsoft YaHei"/>
           <w:sz w:val="24"/>
         </w:rPr>
-        <w:t>合同变更、解除与终止：</w:t>
+        <w:t>联系电话：</w:t>
       </w:r>
       <w:r>
         <w:rPr>
           <w:rFonts w:ascii="Microsoft YaHei" w:hAnsi="Microsoft YaHei" w:eastAsia="Microsoft YaHei"/>
           <w:sz w:val="24"/>
         </w:rPr>
-        <w:t xml:space="preserve"> ______________________________</w:t>
+        <w:t>______________________________</w:t>
       </w:r>
     </w:p>
     <w:p/>
     <w:p>
       <w:pPr>
-        <w:jc w:val="left"/>
+        <w:ind w:firstLine="420"/>
       </w:pPr>
       <w:r>
         <w:rPr>
           <w:rFonts w:ascii="Microsoft YaHei" w:hAnsi="Microsoft YaHei" w:eastAsia="Microsoft YaHei"/>
+          <w:b w:val="0"/>
           <w:sz w:val="24"/>
         </w:rPr>
-        <w:t>违约责任：</w:t>
-      </w:r>
-      <w:r>
-        <w:rPr>
-          <w:rFonts w:ascii="Microsoft YaHei" w:hAnsi="Microsoft YaHei" w:eastAsia="Microsoft YaHei"/>
-          <w:sz w:val="24"/>
-        </w:rPr>
-        <w:t xml:space="preserve"> ______________________________</w:t>
+        <w:t>根据《中华人民共和国劳动法》、《中华人民共和国劳动合同法》及相关法律法规，甲乙双方本着平等自愿、协商一致的原则，签订本合同。</w:t>
       </w:r>
     </w:p>
     <w:p/>
     <w:p>
+      <w:r>
+        <w:rPr>
+          <w:rFonts w:ascii="Microsoft YaHei" w:hAnsi="Microsoft YaHei" w:eastAsia="Microsoft YaHei"/>
+          <w:b/>
+          <w:sz w:val="24"/>
+        </w:rPr>
+        <w:t>一、合同期限</w:t>
+      </w:r>
+    </w:p>
+    <w:p>
       <w:pPr>
-        <w:jc w:val="left"/>
+        <w:ind w:firstLine="420"/>
       </w:pPr>
       <w:r>
         <w:rPr>
           <w:rFonts w:ascii="Microsoft YaHei" w:hAnsi="Microsoft YaHei" w:eastAsia="Microsoft YaHei"/>
+          <w:b w:val="0"/>
           <w:sz w:val="24"/>
         </w:rPr>
-        <w:t>争议解决方式：</w:t>
+        <w:t>本合同为固定期限劳动合同。</w:t>
       </w:r>
+    </w:p>
+    <w:p>
+      <w:pPr>
+        <w:ind w:firstLine="420"/>
+      </w:pPr>
       <w:r>
         <w:rPr>
           <w:rFonts w:ascii="Microsoft YaHei" w:hAnsi="Microsoft YaHei" w:eastAsia="Microsoft YaHei"/>
+          <w:b w:val="0"/>
           <w:sz w:val="24"/>
         </w:rPr>
-        <w:t xml:space="preserve"> ______________________________</w:t>
+        <w:t>合同期限：自____年____月____日起至____年____月____日止。</w:t>
+      </w:r>
+    </w:p>
+    <w:p>
+      <w:pPr>
+        <w:ind w:firstLine="420"/>
+      </w:pPr>
+      <w:r>
+        <w:rPr>
+          <w:rFonts w:ascii="Microsoft YaHei" w:hAnsi="Microsoft YaHei" w:eastAsia="Microsoft YaHei"/>
+          <w:b w:val="0"/>
+          <w:sz w:val="24"/>
+        </w:rPr>
+        <w:t>其中试用期：自____年____月____日起至____年____月____日止。</w:t>
+      </w:r>
+    </w:p>
+    <w:p/>
+    <w:p>
+      <w:r>
+        <w:rPr>
+          <w:rFonts w:ascii="Microsoft YaHei" w:hAnsi="Microsoft YaHei" w:eastAsia="Microsoft YaHei"/>
+          <w:b/>
+          <w:sz w:val="24"/>
+        </w:rPr>
+        <w:t>二、工作内容和工作地点</w:t>
+      </w:r>
+    </w:p>
+    <w:p>
+      <w:pPr>
+        <w:ind w:firstLine="420"/>
+      </w:pPr>
+      <w:r>
+        <w:rPr>
+          <w:rFonts w:ascii="Microsoft YaHei" w:hAnsi="Microsoft YaHei" w:eastAsia="Microsoft YaHei"/>
+          <w:b w:val="0"/>
+          <w:sz w:val="24"/>
+        </w:rPr>
+        <w:t>1. 乙方同意在甲方____部门从事____工作。</w:t>
+      </w:r>
+    </w:p>
+    <w:p>
+      <w:pPr>
+        <w:ind w:firstLine="420"/>
+      </w:pPr>
+      <w:r>
+        <w:rPr>
+          <w:rFonts w:ascii="Microsoft YaHei" w:hAnsi="Microsoft YaHei" w:eastAsia="Microsoft YaHei"/>
+          <w:b w:val="0"/>
+          <w:sz w:val="24"/>
+        </w:rPr>
+        <w:t>2. 乙方的工作地点为____。</w:t>
+      </w:r>
+    </w:p>
+    <w:p>
+      <w:pPr>
+        <w:ind w:firstLine="420"/>
+      </w:pPr>
+      <w:r>
+        <w:rPr>
+          <w:rFonts w:ascii="Microsoft YaHei" w:hAnsi="Microsoft YaHei" w:eastAsia="Microsoft YaHei"/>
+          <w:b w:val="0"/>
+          <w:sz w:val="24"/>
+        </w:rPr>
+        <w:t>3. 甲方根据工作需要，可以调整乙方的工作岗位和工作地点。</w:t>
+      </w:r>
+    </w:p>
+    <w:p/>
+    <w:p>
+      <w:r>
+        <w:rPr>
+          <w:rFonts w:ascii="Microsoft YaHei" w:hAnsi="Microsoft YaHei" w:eastAsia="Microsoft YaHei"/>
+          <w:b/>
+          <w:sz w:val="24"/>
+        </w:rPr>
+        <w:t>三、工作时间和休息休假</w:t>
+      </w:r>
+    </w:p>
+    <w:p>
+      <w:pPr>
+        <w:ind w:firstLine="420"/>
+      </w:pPr>
+      <w:r>
+        <w:rPr>
+          <w:rFonts w:ascii="Microsoft YaHei" w:hAnsi="Microsoft YaHei" w:eastAsia="Microsoft YaHei"/>
+          <w:b w:val="0"/>
+          <w:sz w:val="24"/>
+        </w:rPr>
+        <w:t>1. 乙方实行标准工时制度，每日工作8小时，每周工作40小时。</w:t>
+      </w:r>
+    </w:p>
+    <w:p>
+      <w:pPr>
+        <w:ind w:firstLine="420"/>
+      </w:pPr>
+      <w:r>
+        <w:rPr>
+          <w:rFonts w:ascii="Microsoft YaHei" w:hAnsi="Microsoft YaHei" w:eastAsia="Microsoft YaHei"/>
+          <w:b w:val="0"/>
+          <w:sz w:val="24"/>
+        </w:rPr>
+        <w:t>2. 甲方依法保证乙方的休息休假权利。</w:t>
+      </w:r>
+    </w:p>
+    <w:p/>
+    <w:p>
+      <w:r>
+        <w:rPr>
+          <w:rFonts w:ascii="Microsoft YaHei" w:hAnsi="Microsoft YaHei" w:eastAsia="Microsoft YaHei"/>
+          <w:b/>
+          <w:sz w:val="24"/>
+        </w:rPr>
+        <w:t>四、劳动报酬</w:t>
+      </w:r>
+    </w:p>
+    <w:p>
+      <w:pPr>
+        <w:ind w:firstLine="420"/>
+      </w:pPr>
+      <w:r>
+        <w:rPr>
+          <w:rFonts w:ascii="Microsoft YaHei" w:hAnsi="Microsoft YaHei" w:eastAsia="Microsoft YaHei"/>
+          <w:b w:val="0"/>
+          <w:sz w:val="24"/>
+        </w:rPr>
+        <w:t>1. 乙方试用期工资为____元/月。</w:t>
+      </w:r>
+    </w:p>
+    <w:p>
+      <w:pPr>
+        <w:ind w:firstLine="420"/>
+      </w:pPr>
+      <w:r>
+        <w:rPr>
+          <w:rFonts w:ascii="Microsoft YaHei" w:hAnsi="Microsoft YaHei" w:eastAsia="Microsoft YaHei"/>
+          <w:b w:val="0"/>
+          <w:sz w:val="24"/>
+        </w:rPr>
+        <w:t>2. 试用期满后，乙方工资为____元/月。</w:t>
+      </w:r>
+    </w:p>
+    <w:p>
+      <w:pPr>
+        <w:ind w:firstLine="420"/>
+      </w:pPr>
+      <w:r>
+        <w:rPr>
+          <w:rFonts w:ascii="Microsoft YaHei" w:hAnsi="Microsoft YaHei" w:eastAsia="Microsoft YaHei"/>
+          <w:b w:val="0"/>
+          <w:sz w:val="24"/>
+        </w:rPr>
+        <w:t>3. 甲方于每月____日支付乙方工资。</w:t>
+      </w:r>
+    </w:p>
+    <w:p/>
+    <w:p>
+      <w:r>
+        <w:rPr>
+          <w:rFonts w:ascii="Microsoft YaHei" w:hAnsi="Microsoft YaHei" w:eastAsia="Microsoft YaHei"/>
+          <w:b/>
+          <w:sz w:val="24"/>
+        </w:rPr>
+        <w:t>五、社会保险和福利待遇</w:t>
+      </w:r>
+    </w:p>
+    <w:p>
+      <w:pPr>
+        <w:ind w:firstLine="420"/>
+      </w:pPr>
+      <w:r>
+        <w:rPr>
+          <w:rFonts w:ascii="Microsoft YaHei" w:hAnsi="Microsoft YaHei" w:eastAsia="Microsoft YaHei"/>
+          <w:b w:val="0"/>
+          <w:sz w:val="24"/>
+        </w:rPr>
+        <w:t>甲方依法为乙方缴纳养老保险、医疗保险、失业保险、工伤保险、生育保险等社会保险费。</w:t>
+      </w:r>
+    </w:p>
+    <w:p/>
+    <w:p>
+      <w:r>
+        <w:rPr>
+          <w:rFonts w:ascii="Microsoft YaHei" w:hAnsi="Microsoft YaHei" w:eastAsia="Microsoft YaHei"/>
+          <w:b/>
+          <w:sz w:val="24"/>
+        </w:rPr>
+        <w:t>六、劳动保护、劳动条件和职业危害防护</w:t>
+      </w:r>
+    </w:p>
+    <w:p>
+      <w:pPr>
+        <w:ind w:firstLine="420"/>
+      </w:pPr>
+      <w:r>
+        <w:rPr>
+          <w:rFonts w:ascii="Microsoft YaHei" w:hAnsi="Microsoft YaHei" w:eastAsia="Microsoft YaHei"/>
+          <w:b w:val="0"/>
+          <w:sz w:val="24"/>
+        </w:rPr>
+        <w:t>甲方依法为乙方提供必要的劳动保护条件和劳动工具，建立健全生产工艺流程，制定操作规程、工作规范和劳动安全卫生制度及其标准。</w:t>
+      </w:r>
+    </w:p>
+    <w:p/>
+    <w:p>
+      <w:r>
+        <w:rPr>
+          <w:rFonts w:ascii="Microsoft YaHei" w:hAnsi="Microsoft YaHei" w:eastAsia="Microsoft YaHei"/>
+          <w:b/>
+          <w:sz w:val="24"/>
+        </w:rPr>
+        <w:t>七、劳动合同的解除和终止</w:t>
+      </w:r>
+    </w:p>
+    <w:p>
+      <w:pPr>
+        <w:ind w:firstLine="420"/>
+      </w:pPr>
+      <w:r>
+        <w:rPr>
+          <w:rFonts w:ascii="Microsoft YaHei" w:hAnsi="Microsoft YaHei" w:eastAsia="Microsoft YaHei"/>
+          <w:b w:val="0"/>
+          <w:sz w:val="24"/>
+        </w:rPr>
+        <w:t>双方可依据《劳动合同法》相关规定解除或终止本合同。</w:t>
+      </w:r>
+    </w:p>
+    <w:p/>
+    <w:p>
+      <w:r>
+        <w:rPr>
+          <w:rFonts w:ascii="Microsoft YaHei" w:hAnsi="Microsoft YaHei" w:eastAsia="Microsoft YaHei"/>
+          <w:b/>
+          <w:sz w:val="24"/>
+        </w:rPr>
+        <w:t>八、违约责任</w:t>
+      </w:r>
+    </w:p>
+    <w:p>
+      <w:pPr>
+        <w:ind w:firstLine="420"/>
+      </w:pPr>
+      <w:r>
+        <w:rPr>
+          <w:rFonts w:ascii="Microsoft YaHei" w:hAnsi="Microsoft YaHei" w:eastAsia="Microsoft YaHei"/>
+          <w:b w:val="0"/>
+          <w:sz w:val="24"/>
+        </w:rPr>
+        <w:t>任何一方违反本合同约定的，应承担相应的违约责任。</w:t>
+      </w:r>
+    </w:p>
+    <w:p/>
+    <w:p>
+      <w:r>
+        <w:rPr>
+          <w:rFonts w:ascii="Microsoft YaHei" w:hAnsi="Microsoft YaHei" w:eastAsia="Microsoft YaHei"/>
+          <w:b/>
+          <w:sz w:val="24"/>
+        </w:rPr>
+        <w:t>九、其他事项</w:t>
+      </w:r>
+    </w:p>
+    <w:p>
+      <w:pPr>
+        <w:ind w:firstLine="420"/>
+      </w:pPr>
+      <w:r>
+        <w:rPr>
+          <w:rFonts w:ascii="Microsoft YaHei" w:hAnsi="Microsoft YaHei" w:eastAsia="Microsoft YaHei"/>
+          <w:b w:val="0"/>
+          <w:sz w:val="24"/>
+        </w:rPr>
+        <w:t>1. 本合同未尽事宜，按国家有关法律、法规和规章的规定执行。</w:t>
+      </w:r>
+    </w:p>
+    <w:p>
+      <w:pPr>
+        <w:ind w:firstLine="420"/>
+      </w:pPr>
+      <w:r>
+        <w:rPr>
+          <w:rFonts w:ascii="Microsoft YaHei" w:hAnsi="Microsoft YaHei" w:eastAsia="Microsoft YaHei"/>
+          <w:b w:val="0"/>
+          <w:sz w:val="24"/>
+        </w:rPr>
+        <w:t>2. 本合同一式两份，甲乙双方各执一份，具有同等法律效力。</w:t>
+      </w:r>
+    </w:p>
+    <w:p>
+      <w:pPr>
+        <w:ind w:firstLine="420"/>
+      </w:pPr>
+      <w:r>
+        <w:rPr>
+          <w:rFonts w:ascii="Microsoft YaHei" w:hAnsi="Microsoft YaHei" w:eastAsia="Microsoft YaHei"/>
+          <w:b w:val="0"/>
+          <w:sz w:val="24"/>
+        </w:rPr>
+        <w:t>3. 本合同自双方签字或盖章之日起生效。</w:t>
       </w:r>
     </w:p>
     <w:p/>
     <w:p/>
     <w:p>
-      <w:pPr>
-        <w:jc w:val="left"/>
-      </w:pPr>
       <w:r>
         <w:rPr>
           <w:rFonts w:ascii="Microsoft YaHei" w:hAnsi="Microsoft YaHei" w:eastAsia="Microsoft YaHei"/>
+          <w:b w:val="0"/>
           <w:sz w:val="24"/>
         </w:rPr>
-        <w:t>甲方签章：</w:t>
+        <w:t>甲方（盖章）：                          乙方（签字）：</w:t>
       </w:r>
+    </w:p>
+    <w:p/>
+    <w:p>
       <w:r>
         <w:rPr>
           <w:rFonts w:ascii="Microsoft YaHei" w:hAnsi="Microsoft YaHei" w:eastAsia="Microsoft YaHei"/>
+          <w:b w:val="0"/>
           <w:sz w:val="24"/>
         </w:rPr>
-        <w:t xml:space="preserve"> ____________________</w:t>
+        <w:t>法定代表人或委托代理人（签字）：</w:t>
       </w:r>
     </w:p>
+    <w:p/>
     <w:p>
-      <w:pPr>
-        <w:jc w:val="left"/>
-      </w:pPr>
       <w:r>
         <w:rPr>
           <w:rFonts w:ascii="Microsoft YaHei" w:hAnsi="Microsoft YaHei" w:eastAsia="Microsoft YaHei"/>
+          <w:b w:val="0"/>
           <w:sz w:val="24"/>
         </w:rPr>
-        <w:t>乙方签章：</w:t>
-      </w:r>
-      <w:r>
-        <w:rPr>
-          <w:rFonts w:ascii="Microsoft YaHei" w:hAnsi="Microsoft YaHei" w:eastAsia="Microsoft YaHei"/>
-          <w:sz w:val="24"/>
-        </w:rPr>
-        <w:t xml:space="preserve"> ____________________</w:t>
-      </w:r>
-    </w:p>
-    <w:p>
-      <w:pPr>
-        <w:jc w:val="left"/>
-      </w:pPr>
-      <w:r>
-        <w:rPr>
-          <w:rFonts w:ascii="Microsoft YaHei" w:hAnsi="Microsoft YaHei" w:eastAsia="Microsoft YaHei"/>
-          <w:sz w:val="24"/>
-        </w:rPr>
-        <w:t>签订日期：</w:t>
-      </w:r>
-      <w:r>
-        <w:rPr>
-          <w:rFonts w:ascii="Microsoft YaHei" w:hAnsi="Microsoft YaHei" w:eastAsia="Microsoft YaHei"/>
-          <w:sz w:val="24"/>
-        </w:rPr>
-        <w:t xml:space="preserve"> ____________________</w:t>
+        <w:t>签订日期：____年____月____日          签订日期：____年____月____日</w:t>
       </w:r>
     </w:p>
     <w:sectPr>
@@ -685,10 +952,6 @@
     <w:name w:val="Normal"/>
     <w:qFormat/>
     <w:rsid w:val="00FC693F"/>
-    <w:rPr>
-      <w:rFonts w:ascii="Microsoft YaHei" w:hAnsi="Microsoft YaHei" w:eastAsia="Microsoft YaHei"/>
-      <w:sz w:val="24"/>
-    </w:rPr>
   </w:style>
   <w:style w:type="paragraph" w:styleId="Header">
     <w:name w:val="header"/>
